--- a/Pentesting/Downloading Wireshark.docx
+++ b/Pentesting/Downloading Wireshark.docx
@@ -107,15 +107,7 @@
       </w:r>
       <w:proofErr w:type="spellEnd"/>
       <w:r>
-        <w:t xml:space="preserve">, so you need to download it through </w:t>
-      </w:r>
-      <w:proofErr w:type="spellStart"/>
-      <w:r>
-        <w:t>powershell</w:t>
-      </w:r>
-      <w:proofErr w:type="spellEnd"/>
-      <w:r>
-        <w:t xml:space="preserve">. </w:t>
+        <w:t xml:space="preserve">, so you need to download it through powershell. </w:t>
       </w:r>
     </w:p>
     <w:p>
@@ -135,15 +127,7 @@
       </w:r>
       <w:proofErr w:type="spellEnd"/>
       <w:r>
-        <w:t xml:space="preserve"> through </w:t>
-      </w:r>
-      <w:proofErr w:type="spellStart"/>
-      <w:r>
-        <w:t>powershell</w:t>
-      </w:r>
-      <w:proofErr w:type="spellEnd"/>
-      <w:r>
-        <w:t xml:space="preserve">. </w:t>
+        <w:t xml:space="preserve"> through powershell. </w:t>
       </w:r>
     </w:p>
     <w:p>
@@ -181,13 +165,8 @@
       <w:r>
         <w:t xml:space="preserve">Type, </w:t>
       </w:r>
-      <w:proofErr w:type="spellStart"/>
-      <w:r>
-        <w:t>powershell</w:t>
-      </w:r>
-      <w:proofErr w:type="spellEnd"/>
-      <w:r>
-        <w:t xml:space="preserve"> -command "Invoke-</w:t>
+      <w:r>
+        <w:t>powershell -command "Invoke-</w:t>
       </w:r>
       <w:proofErr w:type="spellStart"/>
       <w:r>
@@ -226,15 +205,362 @@
         <w:t>Note</w:t>
       </w:r>
       <w:r>
-        <w:t xml:space="preserve">: you can call PowerShell through command prompt start every command for PowerShell-in command prompt with </w:t>
+        <w:t xml:space="preserve">: you can call PowerShell through command prompt start every command for PowerShell-in command prompt with powershell. </w:t>
+      </w:r>
+    </w:p>
+    <w:p/>
+    <w:p>
+      <w:r>
+        <w:t>Using Wireshark in command prompt:</w:t>
+      </w:r>
+    </w:p>
+    <w:p>
+      <w:pPr>
+        <w:pStyle w:val="ListParagraph"/>
+        <w:numPr>
+          <w:ilvl w:val="0"/>
+          <w:numId w:val="2"/>
+        </w:numPr>
+      </w:pPr>
+      <w:r>
+        <w:t xml:space="preserve">Wireshark </w:t>
+      </w:r>
+    </w:p>
+    <w:p>
+      <w:pPr>
+        <w:pStyle w:val="ListParagraph"/>
+        <w:numPr>
+          <w:ilvl w:val="1"/>
+          <w:numId w:val="2"/>
+        </w:numPr>
+      </w:pPr>
+      <w:r>
+        <w:t xml:space="preserve">Is a free, open-source packet analyzer used for network troubleshooting, analysis, software development, and education. </w:t>
+      </w:r>
+    </w:p>
+    <w:p>
+      <w:pPr>
+        <w:pStyle w:val="ListParagraph"/>
+        <w:numPr>
+          <w:ilvl w:val="1"/>
+          <w:numId w:val="2"/>
+        </w:numPr>
+      </w:pPr>
+      <w:r>
+        <w:t xml:space="preserve">It captures network traffic in real time and displays that data in a highly detailed, human-readable format. </w:t>
+      </w:r>
+    </w:p>
+    <w:p>
+      <w:pPr>
+        <w:pStyle w:val="ListParagraph"/>
+        <w:numPr>
+          <w:ilvl w:val="1"/>
+          <w:numId w:val="2"/>
+        </w:numPr>
+      </w:pPr>
+      <w:r>
+        <w:t>Core Functions:</w:t>
+      </w:r>
+    </w:p>
+    <w:p>
+      <w:pPr>
+        <w:pStyle w:val="ListParagraph"/>
+        <w:numPr>
+          <w:ilvl w:val="2"/>
+          <w:numId w:val="2"/>
+        </w:numPr>
+      </w:pPr>
+      <w:r>
+        <w:t xml:space="preserve">Live capture: Gathers data packets directly from networks like Wi-Fi, Ethernet, and Bluetooth. </w:t>
+      </w:r>
+    </w:p>
+    <w:p>
+      <w:pPr>
+        <w:pStyle w:val="ListParagraph"/>
+        <w:numPr>
+          <w:ilvl w:val="2"/>
+          <w:numId w:val="2"/>
+        </w:numPr>
+      </w:pPr>
+      <w:r>
+        <w:t xml:space="preserve">Deep Inspections: Breaks down hundreds of networks protocols to show exact data structures </w:t>
+      </w:r>
+    </w:p>
+    <w:p>
+      <w:pPr>
+        <w:pStyle w:val="ListParagraph"/>
+        <w:numPr>
+          <w:ilvl w:val="2"/>
+          <w:numId w:val="2"/>
+        </w:numPr>
+      </w:pPr>
+      <w:r>
+        <w:t xml:space="preserve">Packet Filtering: Isolates specific traffic by IP address, protocol, port, or data content. </w:t>
+      </w:r>
+    </w:p>
+    <w:p>
+      <w:pPr>
+        <w:pStyle w:val="ListParagraph"/>
+        <w:numPr>
+          <w:ilvl w:val="2"/>
+          <w:numId w:val="2"/>
+        </w:numPr>
+      </w:pPr>
+      <w:r>
+        <w:t xml:space="preserve">Offline Analysis: Opens and saves packet capture files (typically </w:t>
+      </w:r>
+      <w:proofErr w:type="gramStart"/>
+      <w:r>
+        <w:t>in .pcap</w:t>
+      </w:r>
+      <w:proofErr w:type="gramEnd"/>
+      <w:r>
+        <w:t xml:space="preserve"> </w:t>
+      </w:r>
+      <w:proofErr w:type="gramStart"/>
+      <w:r>
+        <w:t>or .pcapng</w:t>
+      </w:r>
+      <w:proofErr w:type="gramEnd"/>
+      <w:r>
+        <w:t xml:space="preserve"> formats) </w:t>
+      </w:r>
+    </w:p>
+    <w:p>
+      <w:pPr>
+        <w:pStyle w:val="ListParagraph"/>
+        <w:numPr>
+          <w:ilvl w:val="1"/>
+          <w:numId w:val="2"/>
+        </w:numPr>
+      </w:pPr>
+      <w:r>
+        <w:t>Main Use Cases:</w:t>
+      </w:r>
+    </w:p>
+    <w:p>
+      <w:pPr>
+        <w:pStyle w:val="ListParagraph"/>
+        <w:numPr>
+          <w:ilvl w:val="2"/>
+          <w:numId w:val="2"/>
+        </w:numPr>
+      </w:pPr>
+      <w:r>
+        <w:t xml:space="preserve">Network troubleshooting: </w:t>
+      </w:r>
+    </w:p>
+    <w:p>
+      <w:pPr>
+        <w:pStyle w:val="ListParagraph"/>
+        <w:numPr>
+          <w:ilvl w:val="3"/>
+          <w:numId w:val="2"/>
+        </w:numPr>
+      </w:pPr>
+      <w:r>
+        <w:t xml:space="preserve">Pinpoints latency, connection drops, and configurations errors. </w:t>
+      </w:r>
+    </w:p>
+    <w:p>
+      <w:pPr>
+        <w:pStyle w:val="ListParagraph"/>
+        <w:numPr>
+          <w:ilvl w:val="2"/>
+          <w:numId w:val="2"/>
+        </w:numPr>
+      </w:pPr>
+      <w:r>
+        <w:lastRenderedPageBreak/>
+        <w:t>Security auditing:</w:t>
+      </w:r>
+    </w:p>
+    <w:p>
+      <w:pPr>
+        <w:pStyle w:val="ListParagraph"/>
+        <w:numPr>
+          <w:ilvl w:val="3"/>
+          <w:numId w:val="2"/>
+        </w:numPr>
+      </w:pPr>
+      <w:r>
+        <w:t xml:space="preserve">Identifies malicious traffic, unauthorized data transfers, and vulnerabilities. </w:t>
+      </w:r>
+    </w:p>
+    <w:p>
+      <w:pPr>
+        <w:pStyle w:val="ListParagraph"/>
+        <w:numPr>
+          <w:ilvl w:val="2"/>
+          <w:numId w:val="2"/>
+        </w:numPr>
+      </w:pPr>
+      <w:r>
+        <w:t>Software debugging:</w:t>
+      </w:r>
+    </w:p>
+    <w:p>
+      <w:pPr>
+        <w:pStyle w:val="ListParagraph"/>
+        <w:numPr>
+          <w:ilvl w:val="3"/>
+          <w:numId w:val="2"/>
+        </w:numPr>
+      </w:pPr>
+      <w:r>
+        <w:t xml:space="preserve">Verifies that application network communications function correctly. </w:t>
+      </w:r>
+    </w:p>
+    <w:p>
+      <w:pPr>
+        <w:pStyle w:val="ListParagraph"/>
+        <w:numPr>
+          <w:ilvl w:val="0"/>
+          <w:numId w:val="2"/>
+        </w:numPr>
+      </w:pPr>
+      <w:r>
+        <w:t xml:space="preserve">Open Wireshark in command prompt: Navigate to Wireshark Directory: </w:t>
+      </w:r>
+    </w:p>
+    <w:p>
+      <w:pPr>
+        <w:pStyle w:val="ListParagraph"/>
+        <w:numPr>
+          <w:ilvl w:val="1"/>
+          <w:numId w:val="2"/>
+        </w:numPr>
+      </w:pPr>
+      <w:r>
+        <w:t xml:space="preserve">Type, cd “C:\Program Files\Wireshark” </w:t>
+      </w:r>
+    </w:p>
+    <w:p>
+      <w:pPr>
+        <w:pStyle w:val="ListParagraph"/>
+        <w:numPr>
+          <w:ilvl w:val="1"/>
+          <w:numId w:val="2"/>
+        </w:numPr>
+      </w:pPr>
+      <w:r>
+        <w:t>Find your Network Interface:</w:t>
+      </w:r>
+    </w:p>
+    <w:p>
+      <w:pPr>
+        <w:pStyle w:val="ListParagraph"/>
+        <w:numPr>
+          <w:ilvl w:val="2"/>
+          <w:numId w:val="2"/>
+        </w:numPr>
+      </w:pPr>
+      <w:r>
+        <w:t xml:space="preserve">You must identify which network card to monitor. </w:t>
+      </w:r>
+    </w:p>
+    <w:p>
+      <w:pPr>
+        <w:pStyle w:val="ListParagraph"/>
+        <w:numPr>
+          <w:ilvl w:val="2"/>
+          <w:numId w:val="2"/>
+        </w:numPr>
+      </w:pPr>
+      <w:r>
+        <w:t>Run this command to list available interfaces:</w:t>
+      </w:r>
+    </w:p>
+    <w:p>
+      <w:pPr>
+        <w:pStyle w:val="ListParagraph"/>
+        <w:numPr>
+          <w:ilvl w:val="3"/>
+          <w:numId w:val="2"/>
+        </w:numPr>
+      </w:pPr>
+      <w:r>
+        <w:t xml:space="preserve">Type, tshark -D </w:t>
+      </w:r>
+    </w:p>
+    <w:p>
+      <w:pPr>
+        <w:pStyle w:val="ListParagraph"/>
+        <w:numPr>
+          <w:ilvl w:val="4"/>
+          <w:numId w:val="2"/>
+        </w:numPr>
+      </w:pPr>
+      <w:r>
+        <w:t xml:space="preserve">This prints a numbered list of your network adapters </w:t>
+      </w:r>
+    </w:p>
+    <w:p>
+      <w:pPr>
+        <w:pStyle w:val="ListParagraph"/>
+        <w:numPr>
+          <w:ilvl w:val="4"/>
+          <w:numId w:val="2"/>
+        </w:numPr>
+      </w:pPr>
+      <w:r>
+        <w:t xml:space="preserve">Note the number next to your active network (e.g., Wi-Fi or Ethernet) </w:t>
+      </w:r>
+    </w:p>
+    <w:p>
+      <w:pPr>
+        <w:pStyle w:val="ListParagraph"/>
+        <w:numPr>
+          <w:ilvl w:val="1"/>
+          <w:numId w:val="2"/>
+        </w:numPr>
+      </w:pPr>
+      <w:r>
+        <w:t>Start Capturing Traffic:</w:t>
+      </w:r>
+    </w:p>
+    <w:p>
+      <w:pPr>
+        <w:pStyle w:val="ListParagraph"/>
+        <w:numPr>
+          <w:ilvl w:val="2"/>
+          <w:numId w:val="2"/>
+        </w:numPr>
+      </w:pPr>
+      <w:r>
+        <w:t xml:space="preserve">Replace [Number] with the index number from the previous step. </w:t>
+      </w:r>
+    </w:p>
+    <w:p>
+      <w:pPr>
+        <w:pStyle w:val="ListParagraph"/>
+        <w:numPr>
+          <w:ilvl w:val="2"/>
+          <w:numId w:val="2"/>
+        </w:numPr>
+      </w:pPr>
+      <w:r>
+        <w:t>View traffic in real time:</w:t>
+      </w:r>
+    </w:p>
+    <w:p>
+      <w:pPr>
+        <w:pStyle w:val="ListParagraph"/>
+        <w:numPr>
+          <w:ilvl w:val="3"/>
+          <w:numId w:val="2"/>
+        </w:numPr>
+      </w:pPr>
+      <w:r>
+        <w:t>Type, tshark -</w:t>
       </w:r>
       <w:proofErr w:type="spellStart"/>
       <w:r>
-        <w:t>powershell</w:t>
+        <w:t>i</w:t>
       </w:r>
       <w:proofErr w:type="spellEnd"/>
       <w:r>
-        <w:t xml:space="preserve">. </w:t>
+        <w:t xml:space="preserve"> [number] </w:t>
       </w:r>
     </w:p>
     <w:sectPr>
@@ -338,8 +664,100 @@
       </w:pPr>
     </w:lvl>
   </w:abstractNum>
+  <w:abstractNum w:abstractNumId="1" w15:restartNumberingAfterBreak="0">
+    <w:nsid w:val="616C2D2D"/>
+    <w:multiLevelType w:val="hybridMultilevel"/>
+    <w:tmpl w:val="E206AF9C"/>
+    <w:lvl w:ilvl="0" w:tplc="04090015">
+      <w:start w:val="1"/>
+      <w:numFmt w:val="upperLetter"/>
+      <w:lvlText w:val="%1."/>
+      <w:lvlJc w:val="left"/>
+      <w:pPr>
+        <w:ind w:left="720" w:hanging="360"/>
+      </w:pPr>
+      <w:rPr>
+        <w:rFonts w:hint="default"/>
+      </w:rPr>
+    </w:lvl>
+    <w:lvl w:ilvl="1" w:tplc="04090019">
+      <w:start w:val="1"/>
+      <w:numFmt w:val="lowerLetter"/>
+      <w:lvlText w:val="%2."/>
+      <w:lvlJc w:val="left"/>
+      <w:pPr>
+        <w:ind w:left="1440" w:hanging="360"/>
+      </w:pPr>
+    </w:lvl>
+    <w:lvl w:ilvl="2" w:tplc="0409001B">
+      <w:start w:val="1"/>
+      <w:numFmt w:val="lowerRoman"/>
+      <w:lvlText w:val="%3."/>
+      <w:lvlJc w:val="right"/>
+      <w:pPr>
+        <w:ind w:left="2160" w:hanging="180"/>
+      </w:pPr>
+    </w:lvl>
+    <w:lvl w:ilvl="3" w:tplc="0409000F">
+      <w:start w:val="1"/>
+      <w:numFmt w:val="decimal"/>
+      <w:lvlText w:val="%4."/>
+      <w:lvlJc w:val="left"/>
+      <w:pPr>
+        <w:ind w:left="2880" w:hanging="360"/>
+      </w:pPr>
+    </w:lvl>
+    <w:lvl w:ilvl="4" w:tplc="04090019">
+      <w:start w:val="1"/>
+      <w:numFmt w:val="lowerLetter"/>
+      <w:lvlText w:val="%5."/>
+      <w:lvlJc w:val="left"/>
+      <w:pPr>
+        <w:ind w:left="3600" w:hanging="360"/>
+      </w:pPr>
+    </w:lvl>
+    <w:lvl w:ilvl="5" w:tplc="0409001B" w:tentative="1">
+      <w:start w:val="1"/>
+      <w:numFmt w:val="lowerRoman"/>
+      <w:lvlText w:val="%6."/>
+      <w:lvlJc w:val="right"/>
+      <w:pPr>
+        <w:ind w:left="4320" w:hanging="180"/>
+      </w:pPr>
+    </w:lvl>
+    <w:lvl w:ilvl="6" w:tplc="0409000F" w:tentative="1">
+      <w:start w:val="1"/>
+      <w:numFmt w:val="decimal"/>
+      <w:lvlText w:val="%7."/>
+      <w:lvlJc w:val="left"/>
+      <w:pPr>
+        <w:ind w:left="5040" w:hanging="360"/>
+      </w:pPr>
+    </w:lvl>
+    <w:lvl w:ilvl="7" w:tplc="04090019" w:tentative="1">
+      <w:start w:val="1"/>
+      <w:numFmt w:val="lowerLetter"/>
+      <w:lvlText w:val="%8."/>
+      <w:lvlJc w:val="left"/>
+      <w:pPr>
+        <w:ind w:left="5760" w:hanging="360"/>
+      </w:pPr>
+    </w:lvl>
+    <w:lvl w:ilvl="8" w:tplc="0409001B" w:tentative="1">
+      <w:start w:val="1"/>
+      <w:numFmt w:val="lowerRoman"/>
+      <w:lvlText w:val="%9."/>
+      <w:lvlJc w:val="right"/>
+      <w:pPr>
+        <w:ind w:left="6480" w:hanging="180"/>
+      </w:pPr>
+    </w:lvl>
+  </w:abstractNum>
   <w:num w:numId="1" w16cid:durableId="464008123">
     <w:abstractNumId w:val="0"/>
+  </w:num>
+  <w:num w:numId="2" w16cid:durableId="1478910628">
+    <w:abstractNumId w:val="1"/>
   </w:num>
 </w:numbering>
 </file>
@@ -947,6 +1365,7 @@
   <w:style w:type="character" w:default="1" w:styleId="DefaultParagraphFont">
     <w:name w:val="Default Paragraph Font"/>
     <w:uiPriority w:val="1"/>
+    <w:semiHidden/>
     <w:unhideWhenUsed/>
   </w:style>
   <w:style w:type="table" w:default="1" w:styleId="TableNormal">
